--- a/testakten/erbrecht-unternehmernachfolge-testamentsvollstrecker-wuerzburg/12_telefonnotiz_bank_claudia_rehm.docx
+++ b/testakten/erbrecht-unternehmernachfolge-testamentsvollstrecker-wuerzburg/12_telefonnotiz_bank_claudia_rehm.docx
@@ -311,7 +311,7 @@
     <w:sectPr>
       <w:headerReference w:type="default" r:id="rId9"/>
       <w:footerReference w:type="default" r:id="rId10"/>
-      <w:pgSz w:w="12240" w:h="15840"/>
+      <w:pgSz w:w="11906" w:h="16838"/>
       <w:pgMar w:top="1162" w:right="1219" w:bottom="1162" w:left="1276" w:header="397" w:footer="397" w:gutter="0"/>
       <w:cols w:space="720"/>
       <w:docGrid w:linePitch="360"/>
